--- a/Описание выполненной работы.docx
+++ b/Описание выполненной работы.docx
@@ -20,15 +20,7 @@
     </w:p>
     <w:p>
       <w:r>
-        <w:t>В ходе выполнения экзаменационного задания была разработана информационная система обувного магазина «</w:t>
-      </w:r>
-      <w:proofErr w:type="spellStart"/>
-      <w:r>
-        <w:t>ShoeStore</w:t>
-      </w:r>
-      <w:proofErr w:type="spellEnd"/>
-      <w:r>
-        <w:t>».</w:t>
+        <w:t>В ходе выполнения экзаменационного задания была разработана информационная система обувного магазина.</w:t>
       </w:r>
     </w:p>
     <w:p>
@@ -1304,6 +1296,7 @@
   <w:style w:type="character" w:default="1" w:styleId="a0">
     <w:name w:val="Default Paragraph Font"/>
     <w:uiPriority w:val="1"/>
+    <w:semiHidden/>
     <w:unhideWhenUsed/>
   </w:style>
   <w:style w:type="table" w:default="1" w:styleId="a1">
